--- a/compliance/02_Data_Retention_and_Deletion_Policy.docx
+++ b/compliance/02_Data_Retention_and_Deletion_Policy.docx
@@ -4,7 +4,7 @@
   <w:body>
     <w:p>
       <w:pPr>
-        <w:spacing w:before="0" w:after="200"/>
+        <w:spacing w:after="200"/>
         <w:pBdr>
           <w:bottom w:val="single" w:sz="12" w:space="4" w:color="2A9D8F"/>
         </w:pBdr>

--- a/compliance/02_Data_Retention_and_Deletion_Policy.docx
+++ b/compliance/02_Data_Retention_and_Deletion_Policy.docx
@@ -1794,7 +1794,66 @@
           <w:rFonts w:ascii="Arial" w:hAnsi="Arial"/>
           <w:sz w:val="21"/>
         </w:rPr>
-        <w:t xml:space="preserve"> deletes a school's CICO data in safe FK order (child records before parents). This is the backbone of offboarding.</w:t>
+        <w:t xml:space="preserve"> performs a </w:t>
+      </w:r>
+      <w:r>
+        <w:rPr>
+          <w:rFonts w:ascii="Arial" w:hAnsi="Arial"/>
+          <w:b/>
+          <w:sz w:val="21"/>
+        </w:rPr>
+        <w:t>full</w:t>
+      </w:r>
+      <w:r>
+        <w:rPr>
+          <w:rFonts w:ascii="Arial" w:hAnsi="Arial"/>
+          <w:sz w:val="21"/>
+        </w:rPr>
+        <w:t xml:space="preserve"> deletion of a school's student data in foreign-key-safe order — the CICO check-in tree, </w:t>
+      </w:r>
+      <w:r>
+        <w:rPr>
+          <w:rFonts w:ascii="Arial" w:hAnsi="Arial"/>
+          <w:b/>
+          <w:sz w:val="21"/>
+        </w:rPr>
+        <w:t>all referral records</w:t>
+      </w:r>
+      <w:r>
+        <w:rPr>
+          <w:rFonts w:ascii="Arial" w:hAnsi="Arial"/>
+          <w:sz w:val="21"/>
+        </w:rPr>
+        <w:t xml:space="preserve">, the referral config, </w:t>
+      </w:r>
+      <w:r>
+        <w:rPr>
+          <w:rFonts w:ascii="Arial" w:hAnsi="Arial"/>
+          <w:b/>
+          <w:sz w:val="21"/>
+        </w:rPr>
+        <w:t>and the shared `students` roster</w:t>
+      </w:r>
+      <w:r>
+        <w:rPr>
+          <w:rFonts w:ascii="Arial" w:hAnsi="Arial"/>
+          <w:sz w:val="21"/>
+        </w:rPr>
+        <w:t xml:space="preserve"> (including demographics). Fixed 2026-07-21 (</w:t>
+      </w:r>
+      <w:r>
+        <w:rPr>
+          <w:rFonts w:ascii="Consolas" w:hAnsi="Consolas"/>
+          <w:sz w:val="19"/>
+        </w:rPr>
+        <w:t>public/admin/admin.js</w:t>
+      </w:r>
+      <w:r>
+        <w:rPr>
+          <w:rFonts w:ascii="Arial" w:hAnsi="Arial"/>
+          <w:sz w:val="21"/>
+        </w:rPr>
+        <w:t>); previously it cleared only the CICO check-in tables and left the roster + referrals behind.</w:t>
       </w:r>
     </w:p>
     <w:p>
@@ -1851,7 +1910,7 @@
           <w:b/>
           <w:sz w:val="21"/>
         </w:rPr>
-        <w:t>Gaps to close (feed the tracker):</w:t>
+        <w:t>Confirmed finding &amp; the remaining gap:</w:t>
       </w:r>
     </w:p>
     <w:p>
@@ -1871,17 +1930,9 @@
       <w:r>
         <w:rPr>
           <w:rFonts w:ascii="Arial" w:hAnsi="Arial"/>
-          <w:b/>
           <w:sz w:val="21"/>
         </w:rPr>
-        <w:t>[VERIFY]</w:t>
-      </w:r>
-      <w:r>
-        <w:rPr>
-          <w:rFonts w:ascii="Arial" w:hAnsi="Arial"/>
-          <w:sz w:val="21"/>
-        </w:rPr>
-        <w:t xml:space="preserve"> Confirm the wipe covers </w:t>
+        <w:t xml:space="preserve">✅ </w:t>
       </w:r>
       <w:r>
         <w:rPr>
@@ -1889,56 +1940,208 @@
           <w:b/>
           <w:sz w:val="21"/>
         </w:rPr>
-        <w:t>every</w:t>
+        <w:t>RESOLVED (2026-07-21):</w:t>
       </w:r>
       <w:r>
         <w:rPr>
           <w:rFonts w:ascii="Arial" w:hAnsi="Arial"/>
           <w:sz w:val="21"/>
         </w:rPr>
-        <w:t xml:space="preserve"> student-data table for all products, including </w:t>
+        <w:t xml:space="preserve"> the wipe now covers the roster + CICO + referrals + referral config, in FK-safe order (referrals before roster, since </w:t>
       </w:r>
       <w:r>
         <w:rPr>
           <w:rFonts w:ascii="Consolas" w:hAnsi="Consolas"/>
           <w:sz w:val="19"/>
         </w:rPr>
-        <w:t>referral_referrals</w:t>
+        <w:t>referral_referrals.student_id</w:t>
       </w:r>
       <w:r>
         <w:rPr>
           <w:rFonts w:ascii="Arial" w:hAnsi="Arial"/>
           <w:sz w:val="21"/>
         </w:rPr>
-        <w:t xml:space="preserve"> + custom-field values and any </w:t>
+        <w:t xml:space="preserve"> is </w:t>
       </w:r>
       <w:r>
         <w:rPr>
           <w:rFonts w:ascii="Consolas" w:hAnsi="Consolas"/>
           <w:sz w:val="19"/>
         </w:rPr>
-        <w:t>audit_log</w:t>
+        <w:t>ON DELETE RESTRICT</w:t>
       </w:r>
       <w:r>
         <w:rPr>
           <w:rFonts w:ascii="Arial" w:hAnsi="Arial"/>
           <w:sz w:val="21"/>
         </w:rPr>
-        <w:t xml:space="preserve"> rows that embed student data. Extend </w:t>
+        <w:t>).</w:t>
+      </w:r>
+    </w:p>
+    <w:p>
+      <w:pPr>
+        <w:spacing w:after="40"/>
+        <w:ind w:left="403"/>
+      </w:pPr>
+      <w:r>
+        <w:rPr>
+          <w:rFonts w:ascii="Arial" w:hAnsi="Arial"/>
+          <w:b/>
+          <w:color w:val="2A9D8F"/>
+          <w:sz w:val="21"/>
+        </w:rPr>
+        <w:t xml:space="preserve">•  </w:t>
+      </w:r>
+      <w:r>
+        <w:rPr>
+          <w:rFonts w:ascii="Arial" w:hAnsi="Arial"/>
+          <w:sz w:val="21"/>
+        </w:rPr>
+        <w:t xml:space="preserve">⚠️ </w:t>
+      </w:r>
+      <w:r>
+        <w:rPr>
+          <w:rFonts w:ascii="Arial" w:hAnsi="Arial"/>
+          <w:b/>
+          <w:sz w:val="21"/>
+        </w:rPr>
+        <w:t>`audit_log` is intentionally NOT purged by the wipe.</w:t>
+      </w:r>
+      <w:r>
+        <w:rPr>
+          <w:rFonts w:ascii="Arial" w:hAnsi="Arial"/>
+          <w:sz w:val="21"/>
+        </w:rPr>
+        <w:t xml:space="preserve"> It has </w:t>
+      </w:r>
+      <w:r>
+        <w:rPr>
+          <w:rFonts w:ascii="Arial" w:hAnsi="Arial"/>
+          <w:b/>
+          <w:sz w:val="21"/>
+        </w:rPr>
+        <w:t>no `school_id` column</w:t>
+      </w:r>
+      <w:r>
+        <w:rPr>
+          <w:rFonts w:ascii="Arial" w:hAnsi="Arial"/>
+          <w:sz w:val="21"/>
+        </w:rPr>
+        <w:t xml:space="preserve">, so it cannot be filtered per school without a targeted </w:t>
       </w:r>
       <w:r>
         <w:rPr>
           <w:rFonts w:ascii="Consolas" w:hAnsi="Consolas"/>
           <w:sz w:val="19"/>
         </w:rPr>
-        <w:t>wipeSchoolData()</w:t>
+        <w:t>record_id</w:t>
       </w:r>
       <w:r>
         <w:rPr>
           <w:rFonts w:ascii="Arial" w:hAnsi="Arial"/>
           <w:sz w:val="21"/>
         </w:rPr>
-        <w:t xml:space="preserve"> if referral data is not yet included.</w:t>
+        <w:t xml:space="preserve"> sweep, and a blanket delete would destroy every school's trail. Its </w:t>
+      </w:r>
+      <w:r>
+        <w:rPr>
+          <w:rFonts w:ascii="Consolas" w:hAnsi="Consolas"/>
+          <w:sz w:val="19"/>
+        </w:rPr>
+        <w:t>old_data</w:t>
+      </w:r>
+      <w:r>
+        <w:rPr>
+          <w:rFonts w:ascii="Arial" w:hAnsi="Arial"/>
+          <w:sz w:val="21"/>
+        </w:rPr>
+        <w:t>/</w:t>
+      </w:r>
+      <w:r>
+        <w:rPr>
+          <w:rFonts w:ascii="Consolas" w:hAnsi="Consolas"/>
+          <w:sz w:val="19"/>
+        </w:rPr>
+        <w:t>new_data</w:t>
+      </w:r>
+      <w:r>
+        <w:rPr>
+          <w:rFonts w:ascii="Arial" w:hAnsi="Arial"/>
+          <w:sz w:val="21"/>
+        </w:rPr>
+        <w:t xml:space="preserve"> snapshots can embed student rows. Deciding how to purge/anonymize the audit log on </w:t>
+      </w:r>
+      <w:r>
+        <w:rPr>
+          <w:rFonts w:ascii="Arial" w:hAnsi="Arial"/>
+          <w:b/>
+          <w:sz w:val="21"/>
+        </w:rPr>
+        <w:t>full offboarding</w:t>
+      </w:r>
+      <w:r>
+        <w:rPr>
+          <w:rFonts w:ascii="Arial" w:hAnsi="Arial"/>
+          <w:sz w:val="21"/>
+        </w:rPr>
+        <w:t xml:space="preserve"> (e.g., add </w:t>
+      </w:r>
+      <w:r>
+        <w:rPr>
+          <w:rFonts w:ascii="Consolas" w:hAnsi="Consolas"/>
+          <w:sz w:val="19"/>
+        </w:rPr>
+        <w:t>school_id</w:t>
+      </w:r>
+      <w:r>
+        <w:rPr>
+          <w:rFonts w:ascii="Arial" w:hAnsi="Arial"/>
+          <w:sz w:val="21"/>
+        </w:rPr>
+        <w:t xml:space="preserve">, or sweep by record_id) is a </w:t>
+      </w:r>
+      <w:r>
+        <w:rPr>
+          <w:rFonts w:ascii="Arial" w:hAnsi="Arial"/>
+          <w:b/>
+          <w:sz w:val="21"/>
+        </w:rPr>
+        <w:t>Phase-2</w:t>
+      </w:r>
+      <w:r>
+        <w:rPr>
+          <w:rFonts w:ascii="Arial" w:hAnsi="Arial"/>
+          <w:sz w:val="21"/>
+        </w:rPr>
+        <w:t xml:space="preserve"> item — tracker </w:t>
+      </w:r>
+      <w:r>
+        <w:rPr>
+          <w:rFonts w:ascii="Arial" w:hAnsi="Arial"/>
+          <w:b/>
+          <w:sz w:val="21"/>
+        </w:rPr>
+        <w:t>FE-15</w:t>
+      </w:r>
+      <w:r>
+        <w:rPr>
+          <w:rFonts w:ascii="Arial" w:hAnsi="Arial"/>
+          <w:sz w:val="21"/>
+        </w:rPr>
+        <w:t>.</w:t>
+      </w:r>
+    </w:p>
+    <w:p>
+      <w:pPr>
+        <w:spacing w:after="120"/>
+      </w:pPr>
+      <w:r>
+        <w:rPr>
+          <w:rFonts w:ascii="Arial" w:hAnsi="Arial"/>
+          <w:b/>
+          <w:sz w:val="21"/>
+        </w:rPr>
+        <w:t>Still to build (feed the tracker):</w:t>
       </w:r>
     </w:p>
     <w:p>
@@ -1983,7 +2186,7 @@
           <w:rFonts w:ascii="Arial" w:hAnsi="Arial"/>
           <w:sz w:val="21"/>
         </w:rPr>
-        <w:t>: export offer → confirm → wipe → confirm backup aging → issue a deletion certificate to the school.</w:t>
+        <w:t>: export offer → confirm → wipe → audit-log handling → confirm backup aging → issue a deletion certificate to the school.</w:t>
       </w:r>
     </w:p>
     <w:p>
